--- a/Paper/Liver_Disease_Paper/Iteration_0/Figures.docx
+++ b/Paper/Liver_Disease_Paper/Iteration_0/Figures.docx
@@ -61,24 +61,14 @@
       <w:r>
         <w:t xml:space="preserve">Figure </w:t>
       </w:r>
-      <w:r>
-        <w:fldChar w:fldCharType="begin"/>
-      </w:r>
-      <w:r>
-        <w:instrText xml:space="preserve"> SEQ Figure \* ARABIC </w:instrText>
-      </w:r>
-      <w:r>
-        <w:fldChar w:fldCharType="separate"/>
-      </w:r>
-      <w:r>
-        <w:rPr>
-          <w:noProof/>
-        </w:rPr>
-        <w:t>1</w:t>
-      </w:r>
-      <w:r>
-        <w:fldChar w:fldCharType="end"/>
-      </w:r>
+      <w:fldSimple w:instr=" SEQ Figure \* ARABIC ">
+        <w:r>
+          <w:rPr>
+            <w:noProof/>
+          </w:rPr>
+          <w:t>1</w:t>
+        </w:r>
+      </w:fldSimple>
       <w:r>
         <w:t>:</w:t>
       </w:r>
@@ -153,27 +143,14 @@
       <w:r>
         <w:t xml:space="preserve">Figure </w:t>
       </w:r>
-      <w:r>
-        <w:fldChar w:fldCharType="begin"/>
-      </w:r>
-      <w:r>
-        <w:instrText xml:space="preserve"> SEQ Figure \* ARABIC </w:instrText>
-      </w:r>
-      <w:r>
-        <w:fldChar w:fldCharType="separate"/>
-      </w:r>
-      <w:r>
-        <w:rPr>
-          <w:noProof/>
-        </w:rPr>
-        <w:t>2</w:t>
-      </w:r>
-      <w:r>
-        <w:rPr>
-          <w:noProof/>
-        </w:rPr>
-        <w:fldChar w:fldCharType="end"/>
-      </w:r>
+      <w:fldSimple w:instr=" SEQ Figure \* ARABIC ">
+        <w:r>
+          <w:rPr>
+            <w:noProof/>
+          </w:rPr>
+          <w:t>2</w:t>
+        </w:r>
+      </w:fldSimple>
       <w:r>
         <w:t>:</w:t>
       </w:r>
@@ -248,27 +225,14 @@
       <w:r>
         <w:t xml:space="preserve">Figure </w:t>
       </w:r>
-      <w:r>
-        <w:fldChar w:fldCharType="begin"/>
-      </w:r>
-      <w:r>
-        <w:instrText xml:space="preserve"> SEQ Figure \* ARABIC </w:instrText>
-      </w:r>
-      <w:r>
-        <w:fldChar w:fldCharType="separate"/>
-      </w:r>
-      <w:r>
-        <w:rPr>
-          <w:noProof/>
-        </w:rPr>
-        <w:t>3</w:t>
-      </w:r>
-      <w:r>
-        <w:rPr>
-          <w:noProof/>
-        </w:rPr>
-        <w:fldChar w:fldCharType="end"/>
-      </w:r>
+      <w:fldSimple w:instr=" SEQ Figure \* ARABIC ">
+        <w:r>
+          <w:rPr>
+            <w:noProof/>
+          </w:rPr>
+          <w:t>3</w:t>
+        </w:r>
+      </w:fldSimple>
       <w:r>
         <w:t>:</w:t>
       </w:r>
@@ -357,27 +321,14 @@
       <w:r>
         <w:t xml:space="preserve">Figure </w:t>
       </w:r>
-      <w:r>
-        <w:fldChar w:fldCharType="begin"/>
-      </w:r>
-      <w:r>
-        <w:instrText xml:space="preserve"> SEQ Figure \* ARABIC </w:instrText>
-      </w:r>
-      <w:r>
-        <w:fldChar w:fldCharType="separate"/>
-      </w:r>
-      <w:r>
-        <w:rPr>
-          <w:noProof/>
-        </w:rPr>
-        <w:t>4</w:t>
-      </w:r>
-      <w:r>
-        <w:rPr>
-          <w:noProof/>
-        </w:rPr>
-        <w:fldChar w:fldCharType="end"/>
-      </w:r>
+      <w:fldSimple w:instr=" SEQ Figure \* ARABIC ">
+        <w:r>
+          <w:rPr>
+            <w:noProof/>
+          </w:rPr>
+          <w:t>4</w:t>
+        </w:r>
+      </w:fldSimple>
       <w:r>
         <w:t>: Example of visualization of prediction on validation data during training. Top row: Image being fed into model, masked to 0 outside of the liver. Middle row: Ground truth of disease contours, resampling to 1mm slicing will also interpolate ground truth, right image shows some sampling. Bottom row: Prediction of disease contours, set with threshold of 0.5 to binary mask.</w:t>
       </w:r>
@@ -387,7 +338,6 @@
         <w:keepNext/>
         <w:pageBreakBefore/>
       </w:pPr>
-      <w:bookmarkStart w:id="0" w:name="_GoBack"/>
       <w:r>
         <w:rPr>
           <w:noProof/>
@@ -439,7 +389,6 @@
           </wp:inline>
         </w:drawing>
       </w:r>
-      <w:bookmarkEnd w:id="0"/>
     </w:p>
     <w:p>
       <w:pPr>
@@ -448,32 +397,27 @@
       <w:r>
         <w:t xml:space="preserve">Figure </w:t>
       </w:r>
-      <w:r>
-        <w:fldChar w:fldCharType="begin"/>
-      </w:r>
-      <w:r>
-        <w:instrText xml:space="preserve"> SEQ Figure \* ARABIC </w:instrText>
-      </w:r>
-      <w:r>
-        <w:fldChar w:fldCharType="separate"/>
-      </w:r>
-      <w:r>
-        <w:rPr>
-          <w:noProof/>
-        </w:rPr>
-        <w:t>5</w:t>
-      </w:r>
-      <w:r>
-        <w:fldChar w:fldCharType="end"/>
-      </w:r>
+      <w:fldSimple w:instr=" SEQ Figure \* ARABIC ">
+        <w:r>
+          <w:rPr>
+            <w:noProof/>
+          </w:rPr>
+          <w:t>5</w:t>
+        </w:r>
+      </w:fldSimple>
       <w:r>
         <w:t>:</w:t>
       </w:r>
       <w:r>
         <w:t xml:space="preserve"> </w:t>
       </w:r>
-      <w:r>
-        <w:t>DenseNet final architecture. Two layers, two convolution blocks in Layer 0, three convolution blocks in Layer 1, and eight initial filters.</w:t>
+      <w:proofErr w:type="spellStart"/>
+      <w:r>
+        <w:t>DenseNet</w:t>
+      </w:r>
+      <w:proofErr w:type="spellEnd"/>
+      <w:r>
+        <w:t xml:space="preserve"> final architecture. Two layers, two convolution blocks in Layer 0, three convolution blocks in Layer 1, and eight initial filters.</w:t>
       </w:r>
     </w:p>
     <w:p>
@@ -535,21 +479,9 @@
     <w:p>
       <w:pPr>
         <w:pStyle w:val="Caption"/>
-        <w:sectPr>
-          <w:pgSz w:w="12240" w:h="15840"/>
-          <w:pgMar w:top="1440" w:right="1440" w:bottom="1440" w:left="1440" w:header="720" w:footer="720" w:gutter="0"/>
-          <w:cols w:space="720"/>
-          <w:docGrid w:linePitch="360"/>
-        </w:sectPr>
       </w:pPr>
       <w:r>
-        <w:t>Figure</w:t>
-      </w:r>
-      <w:r>
-        <w:t xml:space="preserve"> 6</w:t>
-      </w:r>
-      <w:r>
-        <w:t>:</w:t>
+        <w:t>Figure 6:</w:t>
       </w:r>
       <w:r>
         <w:t xml:space="preserve"> </w:t>
@@ -557,12 +489,8 @@
       <w:r>
         <w:t>(Top) Likert Score for each radiologist on each disease site. (Bottom) Likert Score for each radiologist on each ablation site. A higher value is associated with a better contour.</w:t>
       </w:r>
-    </w:p>
-    <w:p/>
-    <w:p>
-      <w:pPr>
-        <w:pageBreakBefore/>
-      </w:pPr>
+      <w:bookmarkStart w:id="0" w:name="_GoBack"/>
+      <w:bookmarkEnd w:id="0"/>
     </w:p>
     <w:sectPr>
       <w:pgSz w:w="12240" w:h="15840"/>
